--- a/src/Tests/Inputs/html_headings/input.docx
+++ b/src/Tests/Inputs/html_headings/input.docx
@@ -1,6 +1,6 @@
 
 <file path=word/document.xml><?xml version="1.0" encoding="utf-8"?>
-<w:document xmlns:w="http://schemas.openxmlformats.org/wordprocessingml/2006/main">
+<w:document xmlns:r="http://schemas.openxmlformats.org/officeDocument/2006/relationships" xmlns:w="http://schemas.openxmlformats.org/wordprocessingml/2006/main">
   <w:body>
     <w:altChunk xmlns:r="http://schemas.openxmlformats.org/officeDocument/2006/relationships" r:id="htmlChunk1"/>
     <w:sectPr>
